--- a/mon/toan/khbd/lop10/KHBD_TOAN10_Bai12_SoGanDungSaiSo_T39-40_HoaNhap.docx
+++ b/mon/toan/khbd/lop10/KHBD_TOAN10_Bai12_SoGanDungSaiSo_T39-40_HoaNhap.docx
@@ -1877,7 +1877,7 @@
                 <w:rFonts w:ascii="Times New Roman" w:hAnsi="Times New Roman" w:eastAsia="Times New Roman" w:cs="Times New Roman"/>
                 <w:sz w:val="24"/>
               </w:rPr>
-              <w:t>5</w:t>
+              <w:t>7</w:t>
             </w:r>
           </w:p>
         </w:tc>
@@ -1981,7 +1981,7 @@
                 <w:rFonts w:ascii="Times New Roman" w:hAnsi="Times New Roman" w:eastAsia="Times New Roman" w:cs="Times New Roman"/>
                 <w:sz w:val="24"/>
               </w:rPr>
-              <w:t>25</w:t>
+              <w:t>23</w:t>
             </w:r>
           </w:p>
         </w:tc>
@@ -2288,7 +2288,7 @@
           <w:b/>
           <w:sz w:val="24"/>
         </w:rPr>
-        <w:t>1. Hoạt động 1: Mở đầu (5 phút)</w:t>
+        <w:t>1. Hoạt động 1: Mở đầu (7 phút)</w:t>
       </w:r>
     </w:p>
     <w:p>
@@ -2338,14 +2338,14 @@
           <w:b/>
           <w:sz w:val="24"/>
         </w:rPr>
-        <w:t>SGK tr.73.</w:t>
-      </w:r>
-      <w:r>
-        <w:rPr>
-          <w:rFonts w:ascii="Times New Roman" w:hAnsi="Times New Roman" w:eastAsia="Times New Roman" w:cs="Times New Roman"/>
-          <w:sz w:val="24"/>
-        </w:rPr>
-        <w:t xml:space="preserve"> Đỉnh Everest được mệnh danh là "nóc nhà của thế giới", bởi đây là đỉnh núi cao nhất trên Trái Đất so với mực nước biển. Có rất nhiều con số khác nhau đã từng được công bố về chiều cao của đỉnh Everest: 8 848 m; 8 848,13 m; 8 844,43 m; 8 850 m;… Vì sao lại có nhiều kết quả khác nhau như vậy và đâu là con số chính xác? Chúng ta sẽ cùng tìm câu trả lời trong bài học này, sau khi tìm hiểu về số gần đúng và sai số.</w:t>
+        <w:t>Video mở đầu</w:t>
+      </w:r>
+      <w:r>
+        <w:rPr>
+          <w:rFonts w:ascii="Times New Roman" w:hAnsi="Times New Roman" w:eastAsia="Times New Roman" w:cs="Times New Roman"/>
+          <w:sz w:val="24"/>
+        </w:rPr>
+        <w:t xml:space="preserve"> (0 phút 57 giây; ảnh thật, lồng tiếng và phụ đề tiếng Việt – phù hợp cả lớp có HS khiếm thính): https://trangtu66.github.io/Taode_thi_online/mon/toan/video/lop10/VIDEO_MoDau_TOAN10_Bai12_SoGanDungSaiSo.mp4. GV chiếu đầu tiết (bản Full HD trên máy: thư mục KHBD_TOAN10); HS quét mã QR để xem lại. Video chỉ nêu tình huống, câu hỏi – không nói đáp án.</w:t>
       </w:r>
     </w:p>
     <w:p>
@@ -2356,8 +2356,69 @@
       <w:r>
         <w:drawing>
           <wp:inline xmlns:a="http://schemas.openxmlformats.org/drawingml/2006/main" xmlns:pic="http://schemas.openxmlformats.org/drawingml/2006/picture">
+            <wp:extent cx="936000" cy="936000"/>
+            <wp:docPr id="2" name="Picture 2"/>
+            <wp:cNvGraphicFramePr>
+              <a:graphicFrameLocks noChangeAspect="1"/>
+            </wp:cNvGraphicFramePr>
+            <a:graphic>
+              <a:graphicData uri="http://schemas.openxmlformats.org/drawingml/2006/picture">
+                <pic:pic>
+                  <pic:nvPicPr>
+                    <pic:cNvPr id="0" name="QR_VideoMoDau_bai12.png"/>
+                    <pic:cNvPicPr/>
+                  </pic:nvPicPr>
+                  <pic:blipFill>
+                    <a:blip r:embed="rId12"/>
+                    <a:stretch>
+                      <a:fillRect/>
+                    </a:stretch>
+                  </pic:blipFill>
+                  <pic:spPr>
+                    <a:xfrm>
+                      <a:off x="0" y="0"/>
+                      <a:ext cx="936000" cy="936000"/>
+                    </a:xfrm>
+                    <a:prstGeom prst="rect"/>
+                  </pic:spPr>
+                </pic:pic>
+              </a:graphicData>
+            </a:graphic>
+          </wp:inline>
+        </w:drawing>
+      </w:r>
+    </w:p>
+    <w:p>
+      <w:pPr>
+        <w:spacing w:before="0" w:after="60" w:line="264" w:lineRule="auto"/>
+        <w:jc w:val="both"/>
+      </w:pPr>
+      <w:r>
+        <w:rPr>
+          <w:rFonts w:ascii="Times New Roman" w:hAnsi="Times New Roman" w:eastAsia="Times New Roman" w:cs="Times New Roman"/>
+          <w:b/>
+          <w:sz w:val="24"/>
+        </w:rPr>
+        <w:t>SGK tr.73.</w:t>
+      </w:r>
+      <w:r>
+        <w:rPr>
+          <w:rFonts w:ascii="Times New Roman" w:hAnsi="Times New Roman" w:eastAsia="Times New Roman" w:cs="Times New Roman"/>
+          <w:sz w:val="24"/>
+        </w:rPr>
+        <w:t xml:space="preserve"> Đỉnh Everest được mệnh danh là "nóc nhà của thế giới", bởi đây là đỉnh núi cao nhất trên Trái Đất so với mực nước biển. Có rất nhiều con số khác nhau đã từng được công bố về chiều cao của đỉnh Everest: 8 848 m; 8 848,13 m; 8 844,43 m; 8 850 m;… Vì sao lại có nhiều kết quả khác nhau như vậy và đâu là con số chính xác? Chúng ta sẽ cùng tìm câu trả lời trong bài học này, sau khi tìm hiểu về số gần đúng và sai số.</w:t>
+      </w:r>
+    </w:p>
+    <w:p>
+      <w:pPr>
+        <w:spacing w:before="40" w:after="80" w:line="264" w:lineRule="auto"/>
+        <w:jc w:val="center"/>
+      </w:pPr>
+      <w:r>
+        <w:drawing>
+          <wp:inline xmlns:a="http://schemas.openxmlformats.org/drawingml/2006/main" xmlns:pic="http://schemas.openxmlformats.org/drawingml/2006/picture">
             <wp:extent cx="1980000" cy="1401541"/>
-            <wp:docPr id="2" name="Picture 2"/>
+            <wp:docPr id="3" name="Picture 3"/>
             <wp:cNvGraphicFramePr>
               <a:graphicFrameLocks noChangeAspect="1"/>
             </wp:cNvGraphicFramePr>
@@ -2369,7 +2430,7 @@
                     <pic:cNvPicPr/>
                   </pic:nvPicPr>
                   <pic:blipFill>
-                    <a:blip r:embed="rId12"/>
+                    <a:blip r:embed="rId13"/>
                     <a:stretch>
                       <a:fillRect/>
                     </a:stretch>
@@ -2451,7 +2512,7 @@
           <w:rFonts w:ascii="Times New Roman" w:hAnsi="Times New Roman" w:eastAsia="Times New Roman" w:cs="Times New Roman"/>
           <w:sz w:val="24"/>
         </w:rPr>
-        <w:t xml:space="preserve"> GV chiếu ảnh và các số liệu, nêu câu hỏi.</w:t>
+        <w:t xml:space="preserve"> GV chiếu video mở đầu (0 phút 57 giây). Sau video, GV chiếu ảnh và các số liệu, nêu câu hỏi.</w:t>
       </w:r>
     </w:p>
     <w:p>
@@ -2580,7 +2641,7 @@
           <w:b/>
           <w:sz w:val="24"/>
         </w:rPr>
-        <w:t>2. Hoạt động 2: Hình thành kiến thức mới (58 phút)</w:t>
+        <w:t>2. Hoạt động 2: Hình thành kiến thức mới (56 phút)</w:t>
       </w:r>
     </w:p>
     <w:p>
@@ -2700,7 +2761,7 @@
         <w:drawing>
           <wp:inline xmlns:a="http://schemas.openxmlformats.org/drawingml/2006/main" xmlns:pic="http://schemas.openxmlformats.org/drawingml/2006/picture">
             <wp:extent cx="1800000" cy="1919032"/>
-            <wp:docPr id="3" name="Picture 3"/>
+            <wp:docPr id="4" name="Picture 4"/>
             <wp:cNvGraphicFramePr>
               <a:graphicFrameLocks noChangeAspect="1"/>
             </wp:cNvGraphicFramePr>
@@ -2712,7 +2773,7 @@
                     <pic:cNvPicPr/>
                   </pic:nvPicPr>
                   <pic:blipFill>
-                    <a:blip r:embed="rId13"/>
+                    <a:blip r:embed="rId14"/>
                     <a:stretch>
                       <a:fillRect/>
                     </a:stretch>
@@ -3518,7 +3579,7 @@
           <w:b/>
           <w:sz w:val="24"/>
         </w:rPr>
-        <w:t>2.2. Sai số tuyệt đối và sai số tương đối (25 phút)</w:t>
+        <w:t>2.2. Sai số tuyệt đối và sai số tương đối (23 phút)</w:t>
       </w:r>
     </w:p>
     <w:p>
@@ -3680,7 +3741,7 @@
         <w:drawing>
           <wp:inline xmlns:a="http://schemas.openxmlformats.org/drawingml/2006/main" xmlns:pic="http://schemas.openxmlformats.org/drawingml/2006/picture">
             <wp:extent cx="1800000" cy="1130472"/>
-            <wp:docPr id="4" name="Picture 4"/>
+            <wp:docPr id="5" name="Picture 5"/>
             <wp:cNvGraphicFramePr>
               <a:graphicFrameLocks noChangeAspect="1"/>
             </wp:cNvGraphicFramePr>
@@ -3692,7 +3753,7 @@
                     <pic:cNvPicPr/>
                   </pic:nvPicPr>
                   <pic:blipFill>
-                    <a:blip r:embed="rId14"/>
+                    <a:blip r:embed="rId15"/>
                     <a:stretch>
                       <a:fillRect/>
                     </a:stretch>
@@ -4554,7 +4615,7 @@
         <w:drawing>
           <wp:inline xmlns:a="http://schemas.openxmlformats.org/drawingml/2006/main" xmlns:pic="http://schemas.openxmlformats.org/drawingml/2006/picture">
             <wp:extent cx="1260000" cy="1812932"/>
-            <wp:docPr id="5" name="Picture 5"/>
+            <wp:docPr id="6" name="Picture 6"/>
             <wp:cNvGraphicFramePr>
               <a:graphicFrameLocks noChangeAspect="1"/>
             </wp:cNvGraphicFramePr>
@@ -4566,7 +4627,7 @@
                     <pic:cNvPicPr/>
                   </pic:nvPicPr>
                   <pic:blipFill>
-                    <a:blip r:embed="rId15"/>
+                    <a:blip r:embed="rId16"/>
                     <a:stretch>
                       <a:fillRect/>
                     </a:stretch>
@@ -6531,7 +6592,7 @@
         <w:drawing>
           <wp:inline xmlns:a="http://schemas.openxmlformats.org/drawingml/2006/main" xmlns:pic="http://schemas.openxmlformats.org/drawingml/2006/picture">
             <wp:extent cx="1620000" cy="1297383"/>
-            <wp:docPr id="6" name="Picture 6"/>
+            <wp:docPr id="7" name="Picture 7"/>
             <wp:cNvGraphicFramePr>
               <a:graphicFrameLocks noChangeAspect="1"/>
             </wp:cNvGraphicFramePr>
@@ -6543,7 +6604,7 @@
                     <pic:cNvPicPr/>
                   </pic:nvPicPr>
                   <pic:blipFill>
-                    <a:blip r:embed="rId16"/>
+                    <a:blip r:embed="rId17"/>
                     <a:stretch>
                       <a:fillRect/>
                     </a:stretch>
@@ -7951,7 +8012,7 @@
         <w:drawing>
           <wp:inline xmlns:a="http://schemas.openxmlformats.org/drawingml/2006/main" xmlns:pic="http://schemas.openxmlformats.org/drawingml/2006/picture">
             <wp:extent cx="6300000" cy="3537572"/>
-            <wp:docPr id="7" name="Picture 7"/>
+            <wp:docPr id="8" name="Picture 8"/>
             <wp:cNvGraphicFramePr>
               <a:graphicFrameLocks noChangeAspect="1"/>
             </wp:cNvGraphicFramePr>
@@ -7963,7 +8024,7 @@
                     <pic:cNvPicPr/>
                   </pic:nvPicPr>
                   <pic:blipFill>
-                    <a:blip r:embed="rId17"/>
+                    <a:blip r:embed="rId18"/>
                     <a:stretch>
                       <a:fillRect/>
                     </a:stretch>
@@ -8024,7 +8085,7 @@
               <w:drawing>
                 <wp:inline xmlns:a="http://schemas.openxmlformats.org/drawingml/2006/main" xmlns:pic="http://schemas.openxmlformats.org/drawingml/2006/picture">
                   <wp:extent cx="1296000" cy="1296000"/>
-                  <wp:docPr id="8" name="Picture 8"/>
+                  <wp:docPr id="9" name="Picture 9"/>
                   <wp:cNvGraphicFramePr>
                     <a:graphicFrameLocks noChangeAspect="1"/>
                   </wp:cNvGraphicFramePr>
@@ -8036,7 +8097,7 @@
                           <pic:cNvPicPr/>
                         </pic:nvPicPr>
                         <pic:blipFill>
-                          <a:blip r:embed="rId18"/>
+                          <a:blip r:embed="rId19"/>
                           <a:stretch>
                             <a:fillRect/>
                           </a:stretch>
@@ -13121,6 +13182,84 @@
                 <w:sz w:val="24"/>
               </w:rPr>
               <w:t>Dùng ở</w:t>
+            </w:r>
+          </w:p>
+        </w:tc>
+      </w:tr>
+      <w:tr>
+        <w:tc>
+          <w:tcPr>
+            <w:tcW w:type="dxa" w:w="3061"/>
+            <w:vAlign w:val="center"/>
+          </w:tcPr>
+          <w:p>
+            <w:pPr>
+              <w:spacing w:before="0" w:after="20" w:line="264" w:lineRule="auto"/>
+              <w:jc w:val="left"/>
+            </w:pPr>
+            <w:r>
+              <w:rPr>
+                <w:rFonts w:ascii="Times New Roman" w:hAnsi="Times New Roman" w:eastAsia="Times New Roman" w:cs="Times New Roman"/>
+                <w:sz w:val="24"/>
+              </w:rPr>
+              <w:t>Video mở đầu – Bài 12. Số gần đúng và sai số (GV tự dựng)</w:t>
+            </w:r>
+          </w:p>
+        </w:tc>
+        <w:tc>
+          <w:tcPr>
+            <w:tcW w:type="dxa" w:w="2041"/>
+            <w:vAlign w:val="center"/>
+          </w:tcPr>
+          <w:p>
+            <w:pPr>
+              <w:spacing w:before="0" w:after="20" w:line="264" w:lineRule="auto"/>
+              <w:jc w:val="center"/>
+            </w:pPr>
+            <w:r>
+              <w:rPr>
+                <w:rFonts w:ascii="Times New Roman" w:hAnsi="Times New Roman" w:eastAsia="Times New Roman" w:cs="Times New Roman"/>
+                <w:sz w:val="24"/>
+              </w:rPr>
+              <w:t>Taode_thi_online (ảnh Wikimedia Commons, giọng đọc tổng hợp)</w:t>
+            </w:r>
+          </w:p>
+        </w:tc>
+        <w:tc>
+          <w:tcPr>
+            <w:tcW w:type="dxa" w:w="3061"/>
+            <w:vAlign w:val="center"/>
+          </w:tcPr>
+          <w:p>
+            <w:pPr>
+              <w:spacing w:before="0" w:after="20" w:line="264" w:lineRule="auto"/>
+              <w:jc w:val="center"/>
+            </w:pPr>
+            <w:r>
+              <w:rPr>
+                <w:rFonts w:ascii="Times New Roman" w:hAnsi="Times New Roman" w:eastAsia="Times New Roman" w:cs="Times New Roman"/>
+                <w:sz w:val="24"/>
+              </w:rPr>
+              <w:t>https://trangtu66.github.io/Taode_thi_online/mon/toan/video/lop10/VIDEO_MoDau_TOAN10_Bai12_SoGanDungSaiSo.mp4</w:t>
+            </w:r>
+          </w:p>
+        </w:tc>
+        <w:tc>
+          <w:tcPr>
+            <w:tcW w:type="dxa" w:w="2041"/>
+            <w:vAlign w:val="center"/>
+          </w:tcPr>
+          <w:p>
+            <w:pPr>
+              <w:spacing w:before="0" w:after="20" w:line="264" w:lineRule="auto"/>
+              <w:jc w:val="center"/>
+            </w:pPr>
+            <w:r>
+              <w:rPr>
+                <w:rFonts w:ascii="Times New Roman" w:hAnsi="Times New Roman" w:eastAsia="Times New Roman" w:cs="Times New Roman"/>
+                <w:sz w:val="24"/>
+              </w:rPr>
+              <w:t>HĐ1 – chiếu đầu Tiết 1</w:t>
             </w:r>
           </w:p>
         </w:tc>
